--- a/reports/lab_1/Отчёт_Лабораторная_работа_№1_ИС23_Сулейманов_А_Ш_.docx
+++ b/reports/lab_1/Отчёт_Лабораторная_работа_№1_ИС23_Сулейманов_А_Ш_.docx
@@ -681,7 +681,7 @@
             </w:rPr>
             <w:fldChar w:fldCharType="separate"/>
           </w:r>
-          <w:hyperlink w:anchor="_Toc243500174" w:history="1">
+          <w:hyperlink w:anchor="_Toc243502026" w:history="1">
             <w:r>
               <w:rPr>
                 <w:rStyle w:val="a8"/>
@@ -710,7 +710,7 @@
                 <w:noProof/>
                 <w:webHidden/>
               </w:rPr>
-              <w:instrText xml:space="preserve"> PAGEREF _Toc243500174 \h </w:instrText>
+              <w:instrText xml:space="preserve"> PAGEREF _Toc243502026 \h </w:instrText>
             </w:r>
             <w:r>
               <w:rPr>
@@ -757,7 +757,7 @@
               <w14:ligatures w14:val="standardContextual"/>
             </w:rPr>
           </w:pPr>
-          <w:hyperlink w:anchor="_Toc243500175" w:history="1">
+          <w:hyperlink w:anchor="_Toc243502027" w:history="1">
             <w:r>
               <w:rPr>
                 <w:rStyle w:val="a8"/>
@@ -786,7 +786,7 @@
                 <w:noProof/>
                 <w:webHidden/>
               </w:rPr>
-              <w:instrText xml:space="preserve"> PAGEREF _Toc243500175 \h </w:instrText>
+              <w:instrText xml:space="preserve"> PAGEREF _Toc243502027 \h </w:instrText>
             </w:r>
             <w:r>
               <w:rPr>
@@ -833,7 +833,7 @@
               <w14:ligatures w14:val="standardContextual"/>
             </w:rPr>
           </w:pPr>
-          <w:hyperlink w:anchor="_Toc243500176" w:history="1">
+          <w:hyperlink w:anchor="_Toc243502028" w:history="1">
             <w:r>
               <w:rPr>
                 <w:rStyle w:val="a8"/>
@@ -862,7 +862,7 @@
                 <w:noProof/>
                 <w:webHidden/>
               </w:rPr>
-              <w:instrText xml:space="preserve"> PAGEREF _Toc243500176 \h </w:instrText>
+              <w:instrText xml:space="preserve"> PAGEREF _Toc243502028 \h </w:instrText>
             </w:r>
             <w:r>
               <w:rPr>
@@ -909,7 +909,7 @@
               <w14:ligatures w14:val="standardContextual"/>
             </w:rPr>
           </w:pPr>
-          <w:hyperlink w:anchor="_Toc243500177" w:history="1">
+          <w:hyperlink w:anchor="_Toc243502029" w:history="1">
             <w:r>
               <w:rPr>
                 <w:rStyle w:val="a8"/>
@@ -938,7 +938,7 @@
                 <w:noProof/>
                 <w:webHidden/>
               </w:rPr>
-              <w:instrText xml:space="preserve"> PAGEREF _Toc243500177 \h </w:instrText>
+              <w:instrText xml:space="preserve"> PAGEREF _Toc243502029 \h </w:instrText>
             </w:r>
             <w:r>
               <w:rPr>
@@ -985,7 +985,7 @@
               <w14:ligatures w14:val="standardContextual"/>
             </w:rPr>
           </w:pPr>
-          <w:hyperlink w:anchor="_Toc243500178" w:history="1">
+          <w:hyperlink w:anchor="_Toc243502030" w:history="1">
             <w:r>
               <w:rPr>
                 <w:rStyle w:val="a8"/>
@@ -1014,7 +1014,7 @@
                 <w:noProof/>
                 <w:webHidden/>
               </w:rPr>
-              <w:instrText xml:space="preserve"> PAGEREF _Toc243500178 \h </w:instrText>
+              <w:instrText xml:space="preserve"> PAGEREF _Toc243502030 \h </w:instrText>
             </w:r>
             <w:r>
               <w:rPr>
@@ -1061,7 +1061,7 @@
               <w14:ligatures w14:val="standardContextual"/>
             </w:rPr>
           </w:pPr>
-          <w:hyperlink w:anchor="_Toc243500179" w:history="1">
+          <w:hyperlink w:anchor="_Toc243502031" w:history="1">
             <w:r>
               <w:rPr>
                 <w:rStyle w:val="a8"/>
@@ -1090,7 +1090,7 @@
                 <w:noProof/>
                 <w:webHidden/>
               </w:rPr>
-              <w:instrText xml:space="preserve"> PAGEREF _Toc243500179 \h </w:instrText>
+              <w:instrText xml:space="preserve"> PAGEREF _Toc243502031 \h </w:instrText>
             </w:r>
             <w:r>
               <w:rPr>
@@ -1137,7 +1137,7 @@
               <w14:ligatures w14:val="standardContextual"/>
             </w:rPr>
           </w:pPr>
-          <w:hyperlink w:anchor="_Toc243500180" w:history="1">
+          <w:hyperlink w:anchor="_Toc243502032" w:history="1">
             <w:r>
               <w:rPr>
                 <w:rStyle w:val="a8"/>
@@ -1166,7 +1166,7 @@
                 <w:noProof/>
                 <w:webHidden/>
               </w:rPr>
-              <w:instrText xml:space="preserve"> PAGEREF _Toc243500180 \h </w:instrText>
+              <w:instrText xml:space="preserve"> PAGEREF _Toc243502032 \h </w:instrText>
             </w:r>
             <w:r>
               <w:rPr>
@@ -1213,7 +1213,7 @@
               <w14:ligatures w14:val="standardContextual"/>
             </w:rPr>
           </w:pPr>
-          <w:hyperlink w:anchor="_Toc243500181" w:history="1">
+          <w:hyperlink w:anchor="_Toc243502033" w:history="1">
             <w:r>
               <w:rPr>
                 <w:rStyle w:val="a8"/>
@@ -1242,7 +1242,7 @@
                 <w:noProof/>
                 <w:webHidden/>
               </w:rPr>
-              <w:instrText xml:space="preserve"> PAGEREF _Toc243500181 \h </w:instrText>
+              <w:instrText xml:space="preserve"> PAGEREF _Toc243502033 \h </w:instrText>
             </w:r>
             <w:r>
               <w:rPr>
@@ -1289,7 +1289,7 @@
               <w14:ligatures w14:val="standardContextual"/>
             </w:rPr>
           </w:pPr>
-          <w:hyperlink w:anchor="_Toc243500182" w:history="1">
+          <w:hyperlink w:anchor="_Toc243502034" w:history="1">
             <w:r>
               <w:rPr>
                 <w:rStyle w:val="a8"/>
@@ -1318,7 +1318,7 @@
                 <w:noProof/>
                 <w:webHidden/>
               </w:rPr>
-              <w:instrText xml:space="preserve"> PAGEREF _Toc243500182 \h </w:instrText>
+              <w:instrText xml:space="preserve"> PAGEREF _Toc243502034 \h </w:instrText>
             </w:r>
             <w:r>
               <w:rPr>
@@ -1365,7 +1365,7 @@
               <w14:ligatures w14:val="standardContextual"/>
             </w:rPr>
           </w:pPr>
-          <w:hyperlink w:anchor="_Toc243500183" w:history="1">
+          <w:hyperlink w:anchor="_Toc243502035" w:history="1">
             <w:r>
               <w:rPr>
                 <w:rStyle w:val="a8"/>
@@ -1394,7 +1394,7 @@
                 <w:noProof/>
                 <w:webHidden/>
               </w:rPr>
-              <w:instrText xml:space="preserve"> PAGEREF _Toc243500183 \h </w:instrText>
+              <w:instrText xml:space="preserve"> PAGEREF _Toc243502035 \h </w:instrText>
             </w:r>
             <w:r>
               <w:rPr>
@@ -1454,7 +1454,7 @@
         <w:spacing w:before="0" w:after="240" w:line="360" w:lineRule="auto"/>
         <w:jc w:val="center"/>
       </w:pPr>
-      <w:bookmarkStart w:id="0" w:name="_Toc243500174"/>
+      <w:bookmarkStart w:id="0" w:name="_Toc243502026"/>
       <w:r>
         <w:rPr>
           <w:rFonts w:ascii="Times New Roman" w:eastAsia="Times New Roman" w:hAnsi="Times New Roman" w:cs="Times New Roman"/>
@@ -1662,17 +1662,13 @@
       </w:r>
     </w:p>
     <w:p>
-      <w:r>
-        <w:br w:type="page"/>
-      </w:r>
-    </w:p>
-    <w:p>
       <w:pPr>
         <w:pStyle w:val="1"/>
+        <w:pageBreakBefore/>
         <w:spacing w:before="0" w:after="240" w:line="360" w:lineRule="auto"/>
         <w:jc w:val="center"/>
       </w:pPr>
-      <w:bookmarkStart w:id="1" w:name="_Toc243500175"/>
+      <w:bookmarkStart w:id="1" w:name="_Toc243502027"/>
       <w:r>
         <w:rPr>
           <w:rFonts w:ascii="Times New Roman" w:eastAsia="Times New Roman" w:hAnsi="Times New Roman" w:cs="Times New Roman"/>
@@ -1717,7 +1713,7 @@
         </w:rPr>
         <w:lastRenderedPageBreak/>
         <w:drawing>
-          <wp:inline distT="0" distB="0" distL="0" distR="0" wp14:anchorId="198B2495" wp14:editId="0A0739CE">
+          <wp:inline distT="0" distB="0" distL="0" distR="0" wp14:anchorId="305E4AFE" wp14:editId="2C6FC213">
             <wp:extent cx="3240000" cy="5778000"/>
             <wp:effectExtent l="0" t="0" r="0" b="0"/>
             <wp:docPr id="891316047" name="Picture 891316047"/>
@@ -1795,7 +1791,7 @@
         </w:rPr>
         <w:lastRenderedPageBreak/>
         <w:drawing>
-          <wp:inline distT="0" distB="0" distL="0" distR="0" wp14:anchorId="524146DC" wp14:editId="2D485A83">
+          <wp:inline distT="0" distB="0" distL="0" distR="0" wp14:anchorId="56751789" wp14:editId="6514CB4B">
             <wp:extent cx="3240000" cy="3963600"/>
             <wp:effectExtent l="0" t="0" r="0" b="0"/>
             <wp:docPr id="891316048" name="Picture 891316048"/>
@@ -1873,7 +1869,7 @@
         </w:rPr>
         <w:lastRenderedPageBreak/>
         <w:drawing>
-          <wp:inline distT="0" distB="0" distL="0" distR="0" wp14:anchorId="4BC51F58" wp14:editId="64503EF2">
+          <wp:inline distT="0" distB="0" distL="0" distR="0" wp14:anchorId="69C7E4FE" wp14:editId="34A8E1EE">
             <wp:extent cx="3240000" cy="5893200"/>
             <wp:effectExtent l="0" t="0" r="0" b="0"/>
             <wp:docPr id="891316049" name="Picture 891316049"/>
@@ -1926,17 +1922,13 @@
       </w:r>
     </w:p>
     <w:p>
-      <w:r>
-        <w:br w:type="page"/>
-      </w:r>
-    </w:p>
-    <w:p>
       <w:pPr>
         <w:pStyle w:val="1"/>
+        <w:pageBreakBefore/>
         <w:spacing w:before="0" w:after="240" w:line="360" w:lineRule="auto"/>
         <w:jc w:val="center"/>
       </w:pPr>
-      <w:bookmarkStart w:id="2" w:name="_Toc243500176"/>
+      <w:bookmarkStart w:id="2" w:name="_Toc243502028"/>
       <w:r>
         <w:rPr>
           <w:rFonts w:ascii="Times New Roman" w:eastAsia="Times New Roman" w:hAnsi="Times New Roman" w:cs="Times New Roman"/>
@@ -2606,7 +2598,7 @@
           <w:noProof/>
         </w:rPr>
         <w:drawing>
-          <wp:inline distT="0" distB="0" distL="0" distR="0" wp14:anchorId="758BAACB" wp14:editId="0A2428A2">
+          <wp:inline distT="0" distB="0" distL="0" distR="0" wp14:anchorId="4DF03264" wp14:editId="12C9F262">
             <wp:extent cx="5724000" cy="1307847"/>
             <wp:effectExtent l="0" t="0" r="0" b="0"/>
             <wp:docPr id="891316050" name="Picture 891316050"/>
@@ -2691,7 +2683,7 @@
           <w:noProof/>
         </w:rPr>
         <w:drawing>
-          <wp:inline distT="0" distB="0" distL="0" distR="0" wp14:anchorId="28377E22" wp14:editId="73EEA96D">
+          <wp:inline distT="0" distB="0" distL="0" distR="0" wp14:anchorId="68645B16" wp14:editId="6D0751C0">
             <wp:extent cx="5724000" cy="6116007"/>
             <wp:effectExtent l="0" t="0" r="0" b="0"/>
             <wp:docPr id="891316051" name="Picture 891316051"/>
@@ -3151,7 +3143,7 @@
           <w:noProof/>
         </w:rPr>
         <w:drawing>
-          <wp:inline distT="0" distB="0" distL="0" distR="0" wp14:anchorId="25E6BAF4" wp14:editId="1F9EDBF7">
+          <wp:inline distT="0" distB="0" distL="0" distR="0" wp14:anchorId="4CD82F21" wp14:editId="1C94F2E9">
             <wp:extent cx="5724000" cy="3600916"/>
             <wp:effectExtent l="0" t="0" r="0" b="0"/>
             <wp:docPr id="891316052" name="Picture 891316052"/>
@@ -3229,7 +3221,7 @@
         </w:rPr>
         <w:lastRenderedPageBreak/>
         <w:drawing>
-          <wp:inline distT="0" distB="0" distL="0" distR="0" wp14:anchorId="2C69447C" wp14:editId="5D7513E6">
+          <wp:inline distT="0" distB="0" distL="0" distR="0" wp14:anchorId="19379A08" wp14:editId="051CE007">
             <wp:extent cx="5724000" cy="5678902"/>
             <wp:effectExtent l="0" t="0" r="0" b="0"/>
             <wp:docPr id="891316053" name="Picture 891316053"/>
@@ -3307,7 +3299,7 @@
         </w:rPr>
         <w:lastRenderedPageBreak/>
         <w:drawing>
-          <wp:inline distT="0" distB="0" distL="0" distR="0" wp14:anchorId="6F894A00" wp14:editId="00E8CDFA">
+          <wp:inline distT="0" distB="0" distL="0" distR="0" wp14:anchorId="3FCB2C15" wp14:editId="7066FCAA">
             <wp:extent cx="5724000" cy="3930480"/>
             <wp:effectExtent l="0" t="0" r="0" b="0"/>
             <wp:docPr id="891316054" name="Picture 891316054"/>
@@ -3385,7 +3377,7 @@
         </w:rPr>
         <w:lastRenderedPageBreak/>
         <w:drawing>
-          <wp:inline distT="0" distB="0" distL="0" distR="0" wp14:anchorId="7E32998D" wp14:editId="7639BD17">
+          <wp:inline distT="0" distB="0" distL="0" distR="0" wp14:anchorId="39F7FA32" wp14:editId="7946347D">
             <wp:extent cx="5724000" cy="5372459"/>
             <wp:effectExtent l="0" t="0" r="0" b="0"/>
             <wp:docPr id="891316055" name="Picture 891316055"/>
@@ -3448,7 +3440,7 @@
           <w:noProof/>
         </w:rPr>
         <w:drawing>
-          <wp:inline distT="0" distB="0" distL="0" distR="0" wp14:anchorId="2018254D" wp14:editId="595BBDE2">
+          <wp:inline distT="0" distB="0" distL="0" distR="0" wp14:anchorId="1558A7EF" wp14:editId="052F2D81">
             <wp:extent cx="5724000" cy="2401145"/>
             <wp:effectExtent l="0" t="0" r="0" b="0"/>
             <wp:docPr id="891316056" name="Picture 891316056"/>
@@ -3512,7 +3504,7 @@
         </w:rPr>
         <w:lastRenderedPageBreak/>
         <w:drawing>
-          <wp:inline distT="0" distB="0" distL="0" distR="0" wp14:anchorId="2F9068CF" wp14:editId="5211A1A5">
+          <wp:inline distT="0" distB="0" distL="0" distR="0" wp14:anchorId="7DF171BF" wp14:editId="32A59BF5">
             <wp:extent cx="4964479" cy="7199999"/>
             <wp:effectExtent l="0" t="0" r="0" b="0"/>
             <wp:docPr id="891316057" name="Picture 891316057"/>
@@ -3565,17 +3557,13 @@
       </w:r>
     </w:p>
     <w:p>
-      <w:r>
-        <w:br w:type="page"/>
-      </w:r>
-    </w:p>
-    <w:p>
       <w:pPr>
         <w:pStyle w:val="1"/>
+        <w:pageBreakBefore/>
         <w:spacing w:before="0" w:after="240" w:line="360" w:lineRule="auto"/>
         <w:jc w:val="center"/>
       </w:pPr>
-      <w:bookmarkStart w:id="3" w:name="_Toc243500177"/>
+      <w:bookmarkStart w:id="3" w:name="_Toc243502029"/>
       <w:r>
         <w:rPr>
           <w:rFonts w:ascii="Times New Roman" w:eastAsia="Times New Roman" w:hAnsi="Times New Roman" w:cs="Times New Roman"/>
@@ -3612,7 +3600,7 @@
           <w:noProof/>
         </w:rPr>
         <w:drawing>
-          <wp:inline distT="0" distB="0" distL="0" distR="0" wp14:anchorId="0973059F" wp14:editId="1CAB4D9A">
+          <wp:inline distT="0" distB="0" distL="0" distR="0" wp14:anchorId="165CCB51" wp14:editId="00F09694">
             <wp:extent cx="5724000" cy="3436076"/>
             <wp:effectExtent l="0" t="0" r="0" b="0"/>
             <wp:docPr id="891316058" name="Picture 891316058"/>
@@ -3676,7 +3664,7 @@
         </w:rPr>
         <w:lastRenderedPageBreak/>
         <w:drawing>
-          <wp:inline distT="0" distB="0" distL="0" distR="0" wp14:anchorId="72CCC032" wp14:editId="33F6214C">
+          <wp:inline distT="0" distB="0" distL="0" distR="0" wp14:anchorId="28CD6F6D" wp14:editId="6C388342">
             <wp:extent cx="5724000" cy="3436076"/>
             <wp:effectExtent l="0" t="0" r="0" b="0"/>
             <wp:docPr id="891316059" name="Picture 891316059"/>
@@ -3754,7 +3742,7 @@
         </w:rPr>
         <w:lastRenderedPageBreak/>
         <w:drawing>
-          <wp:inline distT="0" distB="0" distL="0" distR="0" wp14:anchorId="04682014" wp14:editId="29A34CF9">
+          <wp:inline distT="0" distB="0" distL="0" distR="0" wp14:anchorId="4F107E70" wp14:editId="46CF6FDF">
             <wp:extent cx="5724000" cy="3600916"/>
             <wp:effectExtent l="0" t="0" r="0" b="0"/>
             <wp:docPr id="891316060" name="Picture 891316060"/>
@@ -3817,7 +3805,7 @@
           <w:noProof/>
         </w:rPr>
         <w:drawing>
-          <wp:inline distT="0" distB="0" distL="0" distR="0" wp14:anchorId="78CCBEA6" wp14:editId="61BAF079">
+          <wp:inline distT="0" distB="0" distL="0" distR="0" wp14:anchorId="1F03880B" wp14:editId="6586D327">
             <wp:extent cx="5724000" cy="3436076"/>
             <wp:effectExtent l="0" t="0" r="0" b="0"/>
             <wp:docPr id="891316061" name="Picture 891316061"/>
@@ -3881,7 +3869,7 @@
         </w:rPr>
         <w:lastRenderedPageBreak/>
         <w:drawing>
-          <wp:inline distT="0" distB="0" distL="0" distR="0" wp14:anchorId="5BA829B2" wp14:editId="5D548667">
+          <wp:inline distT="0" distB="0" distL="0" distR="0" wp14:anchorId="005F721D" wp14:editId="68A96812">
             <wp:extent cx="5724000" cy="3436076"/>
             <wp:effectExtent l="0" t="0" r="0" b="0"/>
             <wp:docPr id="891316062" name="Picture 891316062"/>
@@ -3958,7 +3946,7 @@
           <w:noProof/>
         </w:rPr>
         <w:drawing>
-          <wp:inline distT="0" distB="0" distL="0" distR="0" wp14:anchorId="0EB4F71C" wp14:editId="4F78B0E8">
+          <wp:inline distT="0" distB="0" distL="0" distR="0" wp14:anchorId="460A7AD1" wp14:editId="1B168AF4">
             <wp:extent cx="5724000" cy="3163811"/>
             <wp:effectExtent l="0" t="0" r="0" b="0"/>
             <wp:docPr id="891316063" name="Picture 891316063"/>
@@ -4022,7 +4010,7 @@
         </w:rPr>
         <w:lastRenderedPageBreak/>
         <w:drawing>
-          <wp:inline distT="0" distB="0" distL="0" distR="0" wp14:anchorId="642795E9" wp14:editId="5DAEFF7B">
+          <wp:inline distT="0" distB="0" distL="0" distR="0" wp14:anchorId="4ADD831D" wp14:editId="2EFBCC86">
             <wp:extent cx="5724000" cy="3436076"/>
             <wp:effectExtent l="0" t="0" r="0" b="0"/>
             <wp:docPr id="891316064" name="Picture 891316064"/>
@@ -4075,17 +4063,13 @@
       </w:r>
     </w:p>
     <w:p>
-      <w:r>
-        <w:br w:type="page"/>
-      </w:r>
-    </w:p>
-    <w:p>
       <w:pPr>
         <w:pStyle w:val="1"/>
+        <w:pageBreakBefore/>
         <w:spacing w:before="0" w:after="240" w:line="360" w:lineRule="auto"/>
         <w:jc w:val="center"/>
       </w:pPr>
-      <w:bookmarkStart w:id="4" w:name="_Toc243500178"/>
+      <w:bookmarkStart w:id="4" w:name="_Toc243502030"/>
       <w:r>
         <w:rPr>
           <w:rFonts w:ascii="Times New Roman" w:eastAsia="Times New Roman" w:hAnsi="Times New Roman" w:cs="Times New Roman"/>
@@ -4463,7 +4447,7 @@
           <w:noProof/>
         </w:rPr>
         <w:drawing>
-          <wp:inline distT="0" distB="0" distL="0" distR="0" wp14:anchorId="1D8C0AD8" wp14:editId="2088CF4C">
+          <wp:inline distT="0" distB="0" distL="0" distR="0" wp14:anchorId="0CE1F41E" wp14:editId="535EE8A8">
             <wp:extent cx="4320000" cy="3377455"/>
             <wp:effectExtent l="0" t="0" r="0" b="0"/>
             <wp:docPr id="891316065" name="Picture 891316065"/>
@@ -4527,7 +4511,7 @@
         </w:rPr>
         <w:lastRenderedPageBreak/>
         <w:drawing>
-          <wp:inline distT="0" distB="0" distL="0" distR="0" wp14:anchorId="3B854D62" wp14:editId="03F679FA">
+          <wp:inline distT="0" distB="0" distL="0" distR="0" wp14:anchorId="7B1052FD" wp14:editId="3C4CAB92">
             <wp:extent cx="5724000" cy="4475127"/>
             <wp:effectExtent l="0" t="0" r="0" b="0"/>
             <wp:docPr id="891316066" name="Picture 891316066"/>
@@ -4590,7 +4574,7 @@
           <w:noProof/>
         </w:rPr>
         <w:drawing>
-          <wp:inline distT="0" distB="0" distL="0" distR="0" wp14:anchorId="21B22957" wp14:editId="4AE8A6F4">
+          <wp:inline distT="0" distB="0" distL="0" distR="0" wp14:anchorId="645EDD06" wp14:editId="265218FB">
             <wp:extent cx="3240000" cy="968914"/>
             <wp:effectExtent l="0" t="0" r="0" b="0"/>
             <wp:docPr id="891316067" name="Picture 891316067"/>
@@ -4668,7 +4652,7 @@
         </w:rPr>
         <w:lastRenderedPageBreak/>
         <w:drawing>
-          <wp:inline distT="0" distB="0" distL="0" distR="0" wp14:anchorId="5A59A8E5" wp14:editId="3CB13341">
+          <wp:inline distT="0" distB="0" distL="0" distR="0" wp14:anchorId="36951AF1" wp14:editId="11376D84">
             <wp:extent cx="5724000" cy="1331360"/>
             <wp:effectExtent l="0" t="0" r="0" b="0"/>
             <wp:docPr id="891316068" name="Picture 891316068"/>
@@ -4721,17 +4705,13 @@
       </w:r>
     </w:p>
     <w:p>
-      <w:r>
-        <w:br w:type="page"/>
-      </w:r>
-    </w:p>
-    <w:p>
       <w:pPr>
         <w:pStyle w:val="1"/>
+        <w:pageBreakBefore/>
         <w:spacing w:before="0" w:after="240" w:line="360" w:lineRule="auto"/>
         <w:jc w:val="center"/>
       </w:pPr>
-      <w:bookmarkStart w:id="5" w:name="_Toc243500179"/>
+      <w:bookmarkStart w:id="5" w:name="_Toc243502031"/>
       <w:r>
         <w:rPr>
           <w:rFonts w:ascii="Times New Roman" w:eastAsia="Times New Roman" w:hAnsi="Times New Roman" w:cs="Times New Roman"/>
@@ -4768,7 +4748,7 @@
           <w:noProof/>
         </w:rPr>
         <w:drawing>
-          <wp:inline distT="0" distB="0" distL="0" distR="0" wp14:anchorId="75082B30" wp14:editId="556DC3D3">
+          <wp:inline distT="0" distB="0" distL="0" distR="0" wp14:anchorId="16710BE4" wp14:editId="09E1E061">
             <wp:extent cx="5724000" cy="4367585"/>
             <wp:effectExtent l="0" t="0" r="0" b="0"/>
             <wp:docPr id="891316069" name="Picture 891316069"/>
@@ -4832,7 +4812,7 @@
         </w:rPr>
         <w:lastRenderedPageBreak/>
         <w:drawing>
-          <wp:inline distT="0" distB="0" distL="0" distR="0" wp14:anchorId="6EFE6B5D" wp14:editId="3169B656">
+          <wp:inline distT="0" distB="0" distL="0" distR="0" wp14:anchorId="3969A5B5" wp14:editId="2506DAA3">
             <wp:extent cx="5724000" cy="6553113"/>
             <wp:effectExtent l="0" t="0" r="0" b="0"/>
             <wp:docPr id="891316070" name="Picture 891316070"/>
@@ -5306,7 +5286,7 @@
           <w:noProof/>
         </w:rPr>
         <w:drawing>
-          <wp:inline distT="0" distB="0" distL="0" distR="0" wp14:anchorId="3F84DC48" wp14:editId="6703843B">
+          <wp:inline distT="0" distB="0" distL="0" distR="0" wp14:anchorId="12FE5671" wp14:editId="4246DB82">
             <wp:extent cx="5724000" cy="1415389"/>
             <wp:effectExtent l="0" t="0" r="0" b="0"/>
             <wp:docPr id="891316071" name="Picture 891316071"/>
@@ -5369,7 +5349,7 @@
           <w:noProof/>
         </w:rPr>
         <w:drawing>
-          <wp:inline distT="0" distB="0" distL="0" distR="0" wp14:anchorId="0CF4AF9E" wp14:editId="2201EE42">
+          <wp:inline distT="0" distB="0" distL="0" distR="0" wp14:anchorId="335FD561" wp14:editId="7E89CB31">
             <wp:extent cx="5724000" cy="2619164"/>
             <wp:effectExtent l="0" t="0" r="0" b="0"/>
             <wp:docPr id="891316072" name="Picture 891316072"/>
@@ -5433,7 +5413,7 @@
         </w:rPr>
         <w:lastRenderedPageBreak/>
         <w:drawing>
-          <wp:inline distT="0" distB="0" distL="0" distR="0" wp14:anchorId="3F1E13BF" wp14:editId="7FE861F2">
+          <wp:inline distT="0" distB="0" distL="0" distR="0" wp14:anchorId="074518A8" wp14:editId="00CF9045">
             <wp:extent cx="5724000" cy="4586138"/>
             <wp:effectExtent l="0" t="0" r="0" b="0"/>
             <wp:docPr id="891316073" name="Picture 891316073"/>
@@ -5511,7 +5491,7 @@
         </w:rPr>
         <w:lastRenderedPageBreak/>
         <w:drawing>
-          <wp:inline distT="0" distB="0" distL="0" distR="0" wp14:anchorId="11027FC5" wp14:editId="27EC6FFA">
+          <wp:inline distT="0" distB="0" distL="0" distR="0" wp14:anchorId="35DE5320" wp14:editId="2D27C4F9">
             <wp:extent cx="5724000" cy="3693167"/>
             <wp:effectExtent l="0" t="0" r="0" b="0"/>
             <wp:docPr id="891316074" name="Picture 891316074"/>
@@ -5574,7 +5554,7 @@
           <w:noProof/>
         </w:rPr>
         <w:drawing>
-          <wp:inline distT="0" distB="0" distL="0" distR="0" wp14:anchorId="34908145" wp14:editId="26BBF76E">
+          <wp:inline distT="0" distB="0" distL="0" distR="0" wp14:anchorId="69BC5B4C" wp14:editId="7A076073">
             <wp:extent cx="4320000" cy="1910400"/>
             <wp:effectExtent l="0" t="0" r="0" b="0"/>
             <wp:docPr id="891316075" name="Picture 891316075"/>
@@ -5638,7 +5618,7 @@
         </w:rPr>
         <w:lastRenderedPageBreak/>
         <w:drawing>
-          <wp:inline distT="0" distB="0" distL="0" distR="0" wp14:anchorId="140FF5C1" wp14:editId="4353A8D5">
+          <wp:inline distT="0" distB="0" distL="0" distR="0" wp14:anchorId="080C26EC" wp14:editId="553DEB0C">
             <wp:extent cx="5724000" cy="4256575"/>
             <wp:effectExtent l="0" t="0" r="0" b="0"/>
             <wp:docPr id="891316076" name="Picture 891316076"/>
@@ -5716,7 +5696,7 @@
         </w:rPr>
         <w:lastRenderedPageBreak/>
         <w:drawing>
-          <wp:inline distT="0" distB="0" distL="0" distR="0" wp14:anchorId="7B80C44C" wp14:editId="15F79E69">
+          <wp:inline distT="0" distB="0" distL="0" distR="0" wp14:anchorId="436F17DB" wp14:editId="17F30700">
             <wp:extent cx="5724000" cy="2182058"/>
             <wp:effectExtent l="0" t="0" r="0" b="0"/>
             <wp:docPr id="891316077" name="Picture 891316077"/>
@@ -5779,7 +5759,7 @@
           <w:noProof/>
         </w:rPr>
         <w:drawing>
-          <wp:inline distT="0" distB="0" distL="0" distR="0" wp14:anchorId="5784CCED" wp14:editId="1CB69570">
+          <wp:inline distT="0" distB="0" distL="0" distR="0" wp14:anchorId="616047B1" wp14:editId="45AB3016">
             <wp:extent cx="5724000" cy="2037744"/>
             <wp:effectExtent l="0" t="0" r="0" b="0"/>
             <wp:docPr id="891316078" name="Picture 891316078"/>
@@ -5842,7 +5822,7 @@
           <w:noProof/>
         </w:rPr>
         <w:drawing>
-          <wp:inline distT="0" distB="0" distL="0" distR="0" wp14:anchorId="238FAE66" wp14:editId="5A22482F">
+          <wp:inline distT="0" distB="0" distL="0" distR="0" wp14:anchorId="53608D37" wp14:editId="3A164CED">
             <wp:extent cx="5724000" cy="1963505"/>
             <wp:effectExtent l="0" t="0" r="0" b="0"/>
             <wp:docPr id="891316079" name="Picture 891316079"/>
@@ -5895,17 +5875,13 @@
       </w:r>
     </w:p>
     <w:p>
-      <w:r>
-        <w:br w:type="page"/>
-      </w:r>
-    </w:p>
-    <w:p>
       <w:pPr>
         <w:pStyle w:val="1"/>
+        <w:pageBreakBefore/>
         <w:spacing w:before="0" w:after="240" w:line="360" w:lineRule="auto"/>
         <w:jc w:val="center"/>
       </w:pPr>
-      <w:bookmarkStart w:id="6" w:name="_Toc243500180"/>
+      <w:bookmarkStart w:id="6" w:name="_Toc243502032"/>
       <w:r>
         <w:rPr>
           <w:rFonts w:ascii="Times New Roman" w:eastAsia="Times New Roman" w:hAnsi="Times New Roman" w:cs="Times New Roman"/>
@@ -5949,7 +5925,7 @@
           <w:noProof/>
         </w:rPr>
         <w:drawing>
-          <wp:inline distT="0" distB="0" distL="0" distR="0" wp14:anchorId="703817B3" wp14:editId="32F22C0F">
+          <wp:inline distT="0" distB="0" distL="0" distR="0" wp14:anchorId="0491E0B1" wp14:editId="6B658971">
             <wp:extent cx="5724000" cy="3056269"/>
             <wp:effectExtent l="0" t="0" r="0" b="0"/>
             <wp:docPr id="891316080" name="Picture 891316080"/>
@@ -6013,7 +5989,7 @@
         </w:rPr>
         <w:lastRenderedPageBreak/>
         <w:drawing>
-          <wp:inline distT="0" distB="0" distL="0" distR="0" wp14:anchorId="0F910302" wp14:editId="492D291C">
+          <wp:inline distT="0" distB="0" distL="0" distR="0" wp14:anchorId="31569529" wp14:editId="61A508F4">
             <wp:extent cx="5724000" cy="3163811"/>
             <wp:effectExtent l="0" t="0" r="0" b="0"/>
             <wp:docPr id="891316081" name="Picture 891316081"/>
@@ -6066,17 +6042,13 @@
       </w:r>
     </w:p>
     <w:p>
-      <w:r>
-        <w:br w:type="page"/>
-      </w:r>
-    </w:p>
-    <w:p>
       <w:pPr>
         <w:pStyle w:val="1"/>
+        <w:pageBreakBefore/>
         <w:spacing w:before="0" w:after="240" w:line="360" w:lineRule="auto"/>
         <w:jc w:val="center"/>
       </w:pPr>
-      <w:bookmarkStart w:id="7" w:name="_Toc243500181"/>
+      <w:bookmarkStart w:id="7" w:name="_Toc243502033"/>
       <w:r>
         <w:rPr>
           <w:rFonts w:ascii="Times New Roman" w:eastAsia="Times New Roman" w:hAnsi="Times New Roman" w:cs="Times New Roman"/>
@@ -6113,7 +6085,7 @@
           <w:noProof/>
         </w:rPr>
         <w:drawing>
-          <wp:inline distT="0" distB="0" distL="0" distR="0" wp14:anchorId="648EF8A7" wp14:editId="5BE60492">
+          <wp:inline distT="0" distB="0" distL="0" distR="0" wp14:anchorId="13556849" wp14:editId="4E8E84B9">
             <wp:extent cx="4320000" cy="2264400"/>
             <wp:effectExtent l="0" t="0" r="0" b="0"/>
             <wp:docPr id="891316082" name="Picture 891316082"/>
@@ -6176,7 +6148,7 @@
           <w:noProof/>
         </w:rPr>
         <w:drawing>
-          <wp:inline distT="0" distB="0" distL="0" distR="0" wp14:anchorId="224A3014" wp14:editId="13233D58">
+          <wp:inline distT="0" distB="0" distL="0" distR="0" wp14:anchorId="4C867CA1" wp14:editId="5E681B02">
             <wp:extent cx="4320000" cy="1810800"/>
             <wp:effectExtent l="0" t="0" r="0" b="0"/>
             <wp:docPr id="891316083" name="Picture 891316083"/>
@@ -6254,7 +6226,7 @@
         </w:rPr>
         <w:lastRenderedPageBreak/>
         <w:drawing>
-          <wp:inline distT="0" distB="0" distL="0" distR="0" wp14:anchorId="49F516C9" wp14:editId="5A77F13D">
+          <wp:inline distT="0" distB="0" distL="0" distR="0" wp14:anchorId="5AE0F27E" wp14:editId="02C3B2A7">
             <wp:extent cx="5724000" cy="5643864"/>
             <wp:effectExtent l="0" t="0" r="0" b="0"/>
             <wp:docPr id="891316084" name="Picture 891316084"/>
@@ -6318,7 +6290,7 @@
         </w:rPr>
         <w:lastRenderedPageBreak/>
         <w:drawing>
-          <wp:inline distT="0" distB="0" distL="0" distR="0" wp14:anchorId="466E914B" wp14:editId="1AC8C5D0">
+          <wp:inline distT="0" distB="0" distL="0" distR="0" wp14:anchorId="28A97335" wp14:editId="07B57720">
             <wp:extent cx="5724000" cy="3274822"/>
             <wp:effectExtent l="0" t="0" r="0" b="0"/>
             <wp:docPr id="891316085" name="Picture 891316085"/>
@@ -6395,7 +6367,7 @@
           <w:noProof/>
         </w:rPr>
         <w:drawing>
-          <wp:inline distT="0" distB="0" distL="0" distR="0" wp14:anchorId="23596EB1" wp14:editId="38F843A2">
+          <wp:inline distT="0" distB="0" distL="0" distR="0" wp14:anchorId="57A7B9F3" wp14:editId="58958960">
             <wp:extent cx="5724000" cy="2346589"/>
             <wp:effectExtent l="0" t="0" r="0" b="0"/>
             <wp:docPr id="891316086" name="Picture 891316086"/>
@@ -6459,7 +6431,7 @@
         </w:rPr>
         <w:lastRenderedPageBreak/>
         <w:drawing>
-          <wp:inline distT="0" distB="0" distL="0" distR="0" wp14:anchorId="274774B2" wp14:editId="7B549824">
+          <wp:inline distT="0" distB="0" distL="0" distR="0" wp14:anchorId="7BC40981" wp14:editId="2AAD8DB4">
             <wp:extent cx="5724000" cy="1927555"/>
             <wp:effectExtent l="0" t="0" r="0" b="0"/>
             <wp:docPr id="891316087" name="Picture 891316087"/>
@@ -6512,17 +6484,13 @@
       </w:r>
     </w:p>
     <w:p>
-      <w:r>
-        <w:br w:type="page"/>
-      </w:r>
-    </w:p>
-    <w:p>
       <w:pPr>
         <w:pStyle w:val="1"/>
+        <w:pageBreakBefore/>
         <w:spacing w:before="0" w:after="240" w:line="360" w:lineRule="auto"/>
         <w:jc w:val="center"/>
       </w:pPr>
-      <w:bookmarkStart w:id="8" w:name="_Toc243500182"/>
+      <w:bookmarkStart w:id="8" w:name="_Toc243502034"/>
       <w:r>
         <w:rPr>
           <w:rFonts w:ascii="Times New Roman" w:eastAsia="Times New Roman" w:hAnsi="Times New Roman" w:cs="Times New Roman"/>
@@ -7064,17 +7032,13 @@
       </w:r>
     </w:p>
     <w:p>
-      <w:r>
-        <w:br w:type="page"/>
-      </w:r>
-    </w:p>
-    <w:p>
       <w:pPr>
         <w:pStyle w:val="1"/>
+        <w:pageBreakBefore/>
         <w:spacing w:before="0" w:after="240" w:line="360" w:lineRule="auto"/>
         <w:jc w:val="center"/>
       </w:pPr>
-      <w:bookmarkStart w:id="9" w:name="_Toc243500183"/>
+      <w:bookmarkStart w:id="9" w:name="_Toc243502035"/>
       <w:r>
         <w:rPr>
           <w:rFonts w:ascii="Times New Roman" w:eastAsia="Times New Roman" w:hAnsi="Times New Roman" w:cs="Times New Roman"/>
@@ -8933,46 +8897,46 @@
       </w:rPr>
     </w:lvl>
   </w:abstractNum>
-  <w:num w:numId="1" w16cid:durableId="1431316692">
+  <w:num w:numId="1" w16cid:durableId="1643845640">
     <w:abstractNumId w:val="3"/>
   </w:num>
-  <w:num w:numId="2" w16cid:durableId="632053517">
+  <w:num w:numId="2" w16cid:durableId="1749962681">
     <w:abstractNumId w:val="0"/>
   </w:num>
-  <w:num w:numId="3" w16cid:durableId="746999239">
+  <w:num w:numId="3" w16cid:durableId="1631402316">
     <w:abstractNumId w:val="12"/>
   </w:num>
-  <w:num w:numId="4" w16cid:durableId="1979451698">
+  <w:num w:numId="4" w16cid:durableId="1542747412">
     <w:abstractNumId w:val="4"/>
   </w:num>
-  <w:num w:numId="5" w16cid:durableId="248193700">
+  <w:num w:numId="5" w16cid:durableId="1617520630">
     <w:abstractNumId w:val="1"/>
   </w:num>
-  <w:num w:numId="6" w16cid:durableId="1093042142">
+  <w:num w:numId="6" w16cid:durableId="1982735921">
     <w:abstractNumId w:val="7"/>
   </w:num>
-  <w:num w:numId="7" w16cid:durableId="1135177798">
+  <w:num w:numId="7" w16cid:durableId="920797326">
     <w:abstractNumId w:val="10"/>
   </w:num>
-  <w:num w:numId="8" w16cid:durableId="1686904601">
+  <w:num w:numId="8" w16cid:durableId="1128820539">
     <w:abstractNumId w:val="13"/>
   </w:num>
-  <w:num w:numId="9" w16cid:durableId="1687559037">
+  <w:num w:numId="9" w16cid:durableId="1521041292">
     <w:abstractNumId w:val="6"/>
   </w:num>
-  <w:num w:numId="10" w16cid:durableId="1192501354">
+  <w:num w:numId="10" w16cid:durableId="1916818085">
     <w:abstractNumId w:val="5"/>
   </w:num>
-  <w:num w:numId="11" w16cid:durableId="460391326">
+  <w:num w:numId="11" w16cid:durableId="1567035779">
     <w:abstractNumId w:val="2"/>
   </w:num>
-  <w:num w:numId="12" w16cid:durableId="126971079">
+  <w:num w:numId="12" w16cid:durableId="1109394394">
     <w:abstractNumId w:val="8"/>
   </w:num>
-  <w:num w:numId="13" w16cid:durableId="254940199">
+  <w:num w:numId="13" w16cid:durableId="1544169583">
     <w:abstractNumId w:val="11"/>
   </w:num>
-  <w:num w:numId="14" w16cid:durableId="364987919">
+  <w:num w:numId="14" w16cid:durableId="2093578291">
     <w:abstractNumId w:val="9"/>
   </w:num>
 </w:numbering>

--- a/reports/lab_1/Отчёт_Лабораторная_работа_№1_ИС23_Сулейманов_А_Ш_.docx
+++ b/reports/lab_1/Отчёт_Лабораторная_работа_№1_ИС23_Сулейманов_А_Ш_.docx
@@ -681,7 +681,7 @@
             </w:rPr>
             <w:fldChar w:fldCharType="separate"/>
           </w:r>
-          <w:hyperlink w:anchor="_Toc243502026" w:history="1">
+          <w:hyperlink w:anchor="_Toc243504298" w:history="1">
             <w:r>
               <w:rPr>
                 <w:rStyle w:val="a8"/>
@@ -710,7 +710,7 @@
                 <w:noProof/>
                 <w:webHidden/>
               </w:rPr>
-              <w:instrText xml:space="preserve"> PAGEREF _Toc243502026 \h </w:instrText>
+              <w:instrText xml:space="preserve"> PAGEREF _Toc243504298 \h </w:instrText>
             </w:r>
             <w:r>
               <w:rPr>
@@ -757,7 +757,7 @@
               <w14:ligatures w14:val="standardContextual"/>
             </w:rPr>
           </w:pPr>
-          <w:hyperlink w:anchor="_Toc243502027" w:history="1">
+          <w:hyperlink w:anchor="_Toc243504299" w:history="1">
             <w:r>
               <w:rPr>
                 <w:rStyle w:val="a8"/>
@@ -786,7 +786,7 @@
                 <w:noProof/>
                 <w:webHidden/>
               </w:rPr>
-              <w:instrText xml:space="preserve"> PAGEREF _Toc243502027 \h </w:instrText>
+              <w:instrText xml:space="preserve"> PAGEREF _Toc243504299 \h </w:instrText>
             </w:r>
             <w:r>
               <w:rPr>
@@ -833,7 +833,7 @@
               <w14:ligatures w14:val="standardContextual"/>
             </w:rPr>
           </w:pPr>
-          <w:hyperlink w:anchor="_Toc243502028" w:history="1">
+          <w:hyperlink w:anchor="_Toc243504300" w:history="1">
             <w:r>
               <w:rPr>
                 <w:rStyle w:val="a8"/>
@@ -862,7 +862,7 @@
                 <w:noProof/>
                 <w:webHidden/>
               </w:rPr>
-              <w:instrText xml:space="preserve"> PAGEREF _Toc243502028 \h </w:instrText>
+              <w:instrText xml:space="preserve"> PAGEREF _Toc243504300 \h </w:instrText>
             </w:r>
             <w:r>
               <w:rPr>
@@ -909,7 +909,7 @@
               <w14:ligatures w14:val="standardContextual"/>
             </w:rPr>
           </w:pPr>
-          <w:hyperlink w:anchor="_Toc243502029" w:history="1">
+          <w:hyperlink w:anchor="_Toc243504301" w:history="1">
             <w:r>
               <w:rPr>
                 <w:rStyle w:val="a8"/>
@@ -938,7 +938,7 @@
                 <w:noProof/>
                 <w:webHidden/>
               </w:rPr>
-              <w:instrText xml:space="preserve"> PAGEREF _Toc243502029 \h </w:instrText>
+              <w:instrText xml:space="preserve"> PAGEREF _Toc243504301 \h </w:instrText>
             </w:r>
             <w:r>
               <w:rPr>
@@ -985,7 +985,7 @@
               <w14:ligatures w14:val="standardContextual"/>
             </w:rPr>
           </w:pPr>
-          <w:hyperlink w:anchor="_Toc243502030" w:history="1">
+          <w:hyperlink w:anchor="_Toc243504302" w:history="1">
             <w:r>
               <w:rPr>
                 <w:rStyle w:val="a8"/>
@@ -1014,7 +1014,7 @@
                 <w:noProof/>
                 <w:webHidden/>
               </w:rPr>
-              <w:instrText xml:space="preserve"> PAGEREF _Toc243502030 \h </w:instrText>
+              <w:instrText xml:space="preserve"> PAGEREF _Toc243504302 \h </w:instrText>
             </w:r>
             <w:r>
               <w:rPr>
@@ -1061,7 +1061,7 @@
               <w14:ligatures w14:val="standardContextual"/>
             </w:rPr>
           </w:pPr>
-          <w:hyperlink w:anchor="_Toc243502031" w:history="1">
+          <w:hyperlink w:anchor="_Toc243504303" w:history="1">
             <w:r>
               <w:rPr>
                 <w:rStyle w:val="a8"/>
@@ -1090,7 +1090,7 @@
                 <w:noProof/>
                 <w:webHidden/>
               </w:rPr>
-              <w:instrText xml:space="preserve"> PAGEREF _Toc243502031 \h </w:instrText>
+              <w:instrText xml:space="preserve"> PAGEREF _Toc243504303 \h </w:instrText>
             </w:r>
             <w:r>
               <w:rPr>
@@ -1137,7 +1137,7 @@
               <w14:ligatures w14:val="standardContextual"/>
             </w:rPr>
           </w:pPr>
-          <w:hyperlink w:anchor="_Toc243502032" w:history="1">
+          <w:hyperlink w:anchor="_Toc243504304" w:history="1">
             <w:r>
               <w:rPr>
                 <w:rStyle w:val="a8"/>
@@ -1166,7 +1166,7 @@
                 <w:noProof/>
                 <w:webHidden/>
               </w:rPr>
-              <w:instrText xml:space="preserve"> PAGEREF _Toc243502032 \h </w:instrText>
+              <w:instrText xml:space="preserve"> PAGEREF _Toc243504304 \h </w:instrText>
             </w:r>
             <w:r>
               <w:rPr>
@@ -1213,7 +1213,7 @@
               <w14:ligatures w14:val="standardContextual"/>
             </w:rPr>
           </w:pPr>
-          <w:hyperlink w:anchor="_Toc243502033" w:history="1">
+          <w:hyperlink w:anchor="_Toc243504305" w:history="1">
             <w:r>
               <w:rPr>
                 <w:rStyle w:val="a8"/>
@@ -1242,7 +1242,7 @@
                 <w:noProof/>
                 <w:webHidden/>
               </w:rPr>
-              <w:instrText xml:space="preserve"> PAGEREF _Toc243502033 \h </w:instrText>
+              <w:instrText xml:space="preserve"> PAGEREF _Toc243504305 \h </w:instrText>
             </w:r>
             <w:r>
               <w:rPr>
@@ -1289,7 +1289,7 @@
               <w14:ligatures w14:val="standardContextual"/>
             </w:rPr>
           </w:pPr>
-          <w:hyperlink w:anchor="_Toc243502034" w:history="1">
+          <w:hyperlink w:anchor="_Toc243504306" w:history="1">
             <w:r>
               <w:rPr>
                 <w:rStyle w:val="a8"/>
@@ -1318,7 +1318,7 @@
                 <w:noProof/>
                 <w:webHidden/>
               </w:rPr>
-              <w:instrText xml:space="preserve"> PAGEREF _Toc243502034 \h </w:instrText>
+              <w:instrText xml:space="preserve"> PAGEREF _Toc243504306 \h </w:instrText>
             </w:r>
             <w:r>
               <w:rPr>
@@ -1365,7 +1365,7 @@
               <w14:ligatures w14:val="standardContextual"/>
             </w:rPr>
           </w:pPr>
-          <w:hyperlink w:anchor="_Toc243502035" w:history="1">
+          <w:hyperlink w:anchor="_Toc243504307" w:history="1">
             <w:r>
               <w:rPr>
                 <w:rStyle w:val="a8"/>
@@ -1394,7 +1394,7 @@
                 <w:noProof/>
                 <w:webHidden/>
               </w:rPr>
-              <w:instrText xml:space="preserve"> PAGEREF _Toc243502035 \h </w:instrText>
+              <w:instrText xml:space="preserve"> PAGEREF _Toc243504307 \h </w:instrText>
             </w:r>
             <w:r>
               <w:rPr>
@@ -1454,7 +1454,7 @@
         <w:spacing w:before="0" w:after="240" w:line="360" w:lineRule="auto"/>
         <w:jc w:val="center"/>
       </w:pPr>
-      <w:bookmarkStart w:id="0" w:name="_Toc243502026"/>
+      <w:bookmarkStart w:id="0" w:name="_Toc243504298"/>
       <w:r>
         <w:rPr>
           <w:rFonts w:ascii="Times New Roman" w:eastAsia="Times New Roman" w:hAnsi="Times New Roman" w:cs="Times New Roman"/>
@@ -1668,7 +1668,7 @@
         <w:spacing w:before="0" w:after="240" w:line="360" w:lineRule="auto"/>
         <w:jc w:val="center"/>
       </w:pPr>
-      <w:bookmarkStart w:id="1" w:name="_Toc243502027"/>
+      <w:bookmarkStart w:id="1" w:name="_Toc243504299"/>
       <w:r>
         <w:rPr>
           <w:rFonts w:ascii="Times New Roman" w:eastAsia="Times New Roman" w:hAnsi="Times New Roman" w:cs="Times New Roman"/>
@@ -1713,7 +1713,7 @@
         </w:rPr>
         <w:lastRenderedPageBreak/>
         <w:drawing>
-          <wp:inline distT="0" distB="0" distL="0" distR="0" wp14:anchorId="305E4AFE" wp14:editId="2C6FC213">
+          <wp:inline distT="0" distB="0" distL="0" distR="0" wp14:anchorId="0990EB5B" wp14:editId="17A1B503">
             <wp:extent cx="3240000" cy="5778000"/>
             <wp:effectExtent l="0" t="0" r="0" b="0"/>
             <wp:docPr id="891316047" name="Picture 891316047"/>
@@ -1791,7 +1791,7 @@
         </w:rPr>
         <w:lastRenderedPageBreak/>
         <w:drawing>
-          <wp:inline distT="0" distB="0" distL="0" distR="0" wp14:anchorId="56751789" wp14:editId="6514CB4B">
+          <wp:inline distT="0" distB="0" distL="0" distR="0" wp14:anchorId="31A9FB59" wp14:editId="611C5534">
             <wp:extent cx="3240000" cy="3963600"/>
             <wp:effectExtent l="0" t="0" r="0" b="0"/>
             <wp:docPr id="891316048" name="Picture 891316048"/>
@@ -1869,7 +1869,7 @@
         </w:rPr>
         <w:lastRenderedPageBreak/>
         <w:drawing>
-          <wp:inline distT="0" distB="0" distL="0" distR="0" wp14:anchorId="69C7E4FE" wp14:editId="34A8E1EE">
+          <wp:inline distT="0" distB="0" distL="0" distR="0" wp14:anchorId="16FD9DDC" wp14:editId="1A9DBEF7">
             <wp:extent cx="3240000" cy="5893200"/>
             <wp:effectExtent l="0" t="0" r="0" b="0"/>
             <wp:docPr id="891316049" name="Picture 891316049"/>
@@ -1928,7 +1928,7 @@
         <w:spacing w:before="0" w:after="240" w:line="360" w:lineRule="auto"/>
         <w:jc w:val="center"/>
       </w:pPr>
-      <w:bookmarkStart w:id="2" w:name="_Toc243502028"/>
+      <w:bookmarkStart w:id="2" w:name="_Toc243504300"/>
       <w:r>
         <w:rPr>
           <w:rFonts w:ascii="Times New Roman" w:eastAsia="Times New Roman" w:hAnsi="Times New Roman" w:cs="Times New Roman"/>
@@ -2598,7 +2598,7 @@
           <w:noProof/>
         </w:rPr>
         <w:drawing>
-          <wp:inline distT="0" distB="0" distL="0" distR="0" wp14:anchorId="4DF03264" wp14:editId="12C9F262">
+          <wp:inline distT="0" distB="0" distL="0" distR="0" wp14:anchorId="30B3CC7E" wp14:editId="7CB8D18A">
             <wp:extent cx="5724000" cy="1307847"/>
             <wp:effectExtent l="0" t="0" r="0" b="0"/>
             <wp:docPr id="891316050" name="Picture 891316050"/>
@@ -2683,7 +2683,7 @@
           <w:noProof/>
         </w:rPr>
         <w:drawing>
-          <wp:inline distT="0" distB="0" distL="0" distR="0" wp14:anchorId="68645B16" wp14:editId="6D0751C0">
+          <wp:inline distT="0" distB="0" distL="0" distR="0" wp14:anchorId="594B9E2E" wp14:editId="45003F13">
             <wp:extent cx="5724000" cy="6116007"/>
             <wp:effectExtent l="0" t="0" r="0" b="0"/>
             <wp:docPr id="891316051" name="Picture 891316051"/>
@@ -3143,7 +3143,7 @@
           <w:noProof/>
         </w:rPr>
         <w:drawing>
-          <wp:inline distT="0" distB="0" distL="0" distR="0" wp14:anchorId="4CD82F21" wp14:editId="1C94F2E9">
+          <wp:inline distT="0" distB="0" distL="0" distR="0" wp14:anchorId="3580991D" wp14:editId="217EC5E1">
             <wp:extent cx="5724000" cy="3600916"/>
             <wp:effectExtent l="0" t="0" r="0" b="0"/>
             <wp:docPr id="891316052" name="Picture 891316052"/>
@@ -3221,7 +3221,7 @@
         </w:rPr>
         <w:lastRenderedPageBreak/>
         <w:drawing>
-          <wp:inline distT="0" distB="0" distL="0" distR="0" wp14:anchorId="19379A08" wp14:editId="051CE007">
+          <wp:inline distT="0" distB="0" distL="0" distR="0" wp14:anchorId="177A0223" wp14:editId="3EB0B170">
             <wp:extent cx="5724000" cy="5678902"/>
             <wp:effectExtent l="0" t="0" r="0" b="0"/>
             <wp:docPr id="891316053" name="Picture 891316053"/>
@@ -3299,7 +3299,7 @@
         </w:rPr>
         <w:lastRenderedPageBreak/>
         <w:drawing>
-          <wp:inline distT="0" distB="0" distL="0" distR="0" wp14:anchorId="3FCB2C15" wp14:editId="7066FCAA">
+          <wp:inline distT="0" distB="0" distL="0" distR="0" wp14:anchorId="1B93DC6C" wp14:editId="127BE0B2">
             <wp:extent cx="5724000" cy="3930480"/>
             <wp:effectExtent l="0" t="0" r="0" b="0"/>
             <wp:docPr id="891316054" name="Picture 891316054"/>
@@ -3377,7 +3377,7 @@
         </w:rPr>
         <w:lastRenderedPageBreak/>
         <w:drawing>
-          <wp:inline distT="0" distB="0" distL="0" distR="0" wp14:anchorId="39F7FA32" wp14:editId="7946347D">
+          <wp:inline distT="0" distB="0" distL="0" distR="0" wp14:anchorId="3567CEC0" wp14:editId="6A737D87">
             <wp:extent cx="5724000" cy="5372459"/>
             <wp:effectExtent l="0" t="0" r="0" b="0"/>
             <wp:docPr id="891316055" name="Picture 891316055"/>
@@ -3440,7 +3440,7 @@
           <w:noProof/>
         </w:rPr>
         <w:drawing>
-          <wp:inline distT="0" distB="0" distL="0" distR="0" wp14:anchorId="1558A7EF" wp14:editId="052F2D81">
+          <wp:inline distT="0" distB="0" distL="0" distR="0" wp14:anchorId="6BA3A5D1" wp14:editId="001D33D9">
             <wp:extent cx="5724000" cy="2401145"/>
             <wp:effectExtent l="0" t="0" r="0" b="0"/>
             <wp:docPr id="891316056" name="Picture 891316056"/>
@@ -3504,7 +3504,7 @@
         </w:rPr>
         <w:lastRenderedPageBreak/>
         <w:drawing>
-          <wp:inline distT="0" distB="0" distL="0" distR="0" wp14:anchorId="7DF171BF" wp14:editId="32A59BF5">
+          <wp:inline distT="0" distB="0" distL="0" distR="0" wp14:anchorId="7B5AB51D" wp14:editId="61E31CF6">
             <wp:extent cx="4964479" cy="7199999"/>
             <wp:effectExtent l="0" t="0" r="0" b="0"/>
             <wp:docPr id="891316057" name="Picture 891316057"/>
@@ -3563,7 +3563,7 @@
         <w:spacing w:before="0" w:after="240" w:line="360" w:lineRule="auto"/>
         <w:jc w:val="center"/>
       </w:pPr>
-      <w:bookmarkStart w:id="3" w:name="_Toc243502029"/>
+      <w:bookmarkStart w:id="3" w:name="_Toc243504301"/>
       <w:r>
         <w:rPr>
           <w:rFonts w:ascii="Times New Roman" w:eastAsia="Times New Roman" w:hAnsi="Times New Roman" w:cs="Times New Roman"/>
@@ -3600,7 +3600,7 @@
           <w:noProof/>
         </w:rPr>
         <w:drawing>
-          <wp:inline distT="0" distB="0" distL="0" distR="0" wp14:anchorId="165CCB51" wp14:editId="00F09694">
+          <wp:inline distT="0" distB="0" distL="0" distR="0" wp14:anchorId="60DAE228" wp14:editId="4822FBBC">
             <wp:extent cx="5724000" cy="3436076"/>
             <wp:effectExtent l="0" t="0" r="0" b="0"/>
             <wp:docPr id="891316058" name="Picture 891316058"/>
@@ -3664,7 +3664,7 @@
         </w:rPr>
         <w:lastRenderedPageBreak/>
         <w:drawing>
-          <wp:inline distT="0" distB="0" distL="0" distR="0" wp14:anchorId="28CD6F6D" wp14:editId="6C388342">
+          <wp:inline distT="0" distB="0" distL="0" distR="0" wp14:anchorId="01204806" wp14:editId="4E77B0CC">
             <wp:extent cx="5724000" cy="3436076"/>
             <wp:effectExtent l="0" t="0" r="0" b="0"/>
             <wp:docPr id="891316059" name="Picture 891316059"/>
@@ -3742,7 +3742,7 @@
         </w:rPr>
         <w:lastRenderedPageBreak/>
         <w:drawing>
-          <wp:inline distT="0" distB="0" distL="0" distR="0" wp14:anchorId="4F107E70" wp14:editId="46CF6FDF">
+          <wp:inline distT="0" distB="0" distL="0" distR="0" wp14:anchorId="60C658CD" wp14:editId="34499BD9">
             <wp:extent cx="5724000" cy="3600916"/>
             <wp:effectExtent l="0" t="0" r="0" b="0"/>
             <wp:docPr id="891316060" name="Picture 891316060"/>
@@ -3805,7 +3805,7 @@
           <w:noProof/>
         </w:rPr>
         <w:drawing>
-          <wp:inline distT="0" distB="0" distL="0" distR="0" wp14:anchorId="1F03880B" wp14:editId="6586D327">
+          <wp:inline distT="0" distB="0" distL="0" distR="0" wp14:anchorId="06EC927A" wp14:editId="3CBC001A">
             <wp:extent cx="5724000" cy="3436076"/>
             <wp:effectExtent l="0" t="0" r="0" b="0"/>
             <wp:docPr id="891316061" name="Picture 891316061"/>
@@ -3869,7 +3869,7 @@
         </w:rPr>
         <w:lastRenderedPageBreak/>
         <w:drawing>
-          <wp:inline distT="0" distB="0" distL="0" distR="0" wp14:anchorId="005F721D" wp14:editId="68A96812">
+          <wp:inline distT="0" distB="0" distL="0" distR="0" wp14:anchorId="135CBE9D" wp14:editId="6809465A">
             <wp:extent cx="5724000" cy="3436076"/>
             <wp:effectExtent l="0" t="0" r="0" b="0"/>
             <wp:docPr id="891316062" name="Picture 891316062"/>
@@ -3946,7 +3946,7 @@
           <w:noProof/>
         </w:rPr>
         <w:drawing>
-          <wp:inline distT="0" distB="0" distL="0" distR="0" wp14:anchorId="460A7AD1" wp14:editId="1B168AF4">
+          <wp:inline distT="0" distB="0" distL="0" distR="0" wp14:anchorId="46DCE92D" wp14:editId="23EA2E34">
             <wp:extent cx="5724000" cy="3163811"/>
             <wp:effectExtent l="0" t="0" r="0" b="0"/>
             <wp:docPr id="891316063" name="Picture 891316063"/>
@@ -4010,7 +4010,7 @@
         </w:rPr>
         <w:lastRenderedPageBreak/>
         <w:drawing>
-          <wp:inline distT="0" distB="0" distL="0" distR="0" wp14:anchorId="4ADD831D" wp14:editId="2EFBCC86">
+          <wp:inline distT="0" distB="0" distL="0" distR="0" wp14:anchorId="69FB45F9" wp14:editId="67B84D6D">
             <wp:extent cx="5724000" cy="3436076"/>
             <wp:effectExtent l="0" t="0" r="0" b="0"/>
             <wp:docPr id="891316064" name="Picture 891316064"/>
@@ -4069,7 +4069,7 @@
         <w:spacing w:before="0" w:after="240" w:line="360" w:lineRule="auto"/>
         <w:jc w:val="center"/>
       </w:pPr>
-      <w:bookmarkStart w:id="4" w:name="_Toc243502030"/>
+      <w:bookmarkStart w:id="4" w:name="_Toc243504302"/>
       <w:r>
         <w:rPr>
           <w:rFonts w:ascii="Times New Roman" w:eastAsia="Times New Roman" w:hAnsi="Times New Roman" w:cs="Times New Roman"/>
@@ -4447,7 +4447,7 @@
           <w:noProof/>
         </w:rPr>
         <w:drawing>
-          <wp:inline distT="0" distB="0" distL="0" distR="0" wp14:anchorId="0CE1F41E" wp14:editId="535EE8A8">
+          <wp:inline distT="0" distB="0" distL="0" distR="0" wp14:anchorId="247F44FD" wp14:editId="41865116">
             <wp:extent cx="4320000" cy="3377455"/>
             <wp:effectExtent l="0" t="0" r="0" b="0"/>
             <wp:docPr id="891316065" name="Picture 891316065"/>
@@ -4511,7 +4511,7 @@
         </w:rPr>
         <w:lastRenderedPageBreak/>
         <w:drawing>
-          <wp:inline distT="0" distB="0" distL="0" distR="0" wp14:anchorId="7B1052FD" wp14:editId="3C4CAB92">
+          <wp:inline distT="0" distB="0" distL="0" distR="0" wp14:anchorId="58E19527" wp14:editId="6123E30A">
             <wp:extent cx="5724000" cy="4475127"/>
             <wp:effectExtent l="0" t="0" r="0" b="0"/>
             <wp:docPr id="891316066" name="Picture 891316066"/>
@@ -4574,7 +4574,7 @@
           <w:noProof/>
         </w:rPr>
         <w:drawing>
-          <wp:inline distT="0" distB="0" distL="0" distR="0" wp14:anchorId="645EDD06" wp14:editId="265218FB">
+          <wp:inline distT="0" distB="0" distL="0" distR="0" wp14:anchorId="38C9E9B9" wp14:editId="3518380C">
             <wp:extent cx="3240000" cy="968914"/>
             <wp:effectExtent l="0" t="0" r="0" b="0"/>
             <wp:docPr id="891316067" name="Picture 891316067"/>
@@ -4652,7 +4652,7 @@
         </w:rPr>
         <w:lastRenderedPageBreak/>
         <w:drawing>
-          <wp:inline distT="0" distB="0" distL="0" distR="0" wp14:anchorId="36951AF1" wp14:editId="11376D84">
+          <wp:inline distT="0" distB="0" distL="0" distR="0" wp14:anchorId="7D2AF607" wp14:editId="742D6A4B">
             <wp:extent cx="5724000" cy="1331360"/>
             <wp:effectExtent l="0" t="0" r="0" b="0"/>
             <wp:docPr id="891316068" name="Picture 891316068"/>
@@ -4711,7 +4711,7 @@
         <w:spacing w:before="0" w:after="240" w:line="360" w:lineRule="auto"/>
         <w:jc w:val="center"/>
       </w:pPr>
-      <w:bookmarkStart w:id="5" w:name="_Toc243502031"/>
+      <w:bookmarkStart w:id="5" w:name="_Toc243504303"/>
       <w:r>
         <w:rPr>
           <w:rFonts w:ascii="Times New Roman" w:eastAsia="Times New Roman" w:hAnsi="Times New Roman" w:cs="Times New Roman"/>
@@ -4748,7 +4748,7 @@
           <w:noProof/>
         </w:rPr>
         <w:drawing>
-          <wp:inline distT="0" distB="0" distL="0" distR="0" wp14:anchorId="16710BE4" wp14:editId="09E1E061">
+          <wp:inline distT="0" distB="0" distL="0" distR="0" wp14:anchorId="0D53B3EA" wp14:editId="5F29C470">
             <wp:extent cx="5724000" cy="4367585"/>
             <wp:effectExtent l="0" t="0" r="0" b="0"/>
             <wp:docPr id="891316069" name="Picture 891316069"/>
@@ -4812,7 +4812,7 @@
         </w:rPr>
         <w:lastRenderedPageBreak/>
         <w:drawing>
-          <wp:inline distT="0" distB="0" distL="0" distR="0" wp14:anchorId="3969A5B5" wp14:editId="2506DAA3">
+          <wp:inline distT="0" distB="0" distL="0" distR="0" wp14:anchorId="6061F1E0" wp14:editId="2888FB83">
             <wp:extent cx="5724000" cy="6553113"/>
             <wp:effectExtent l="0" t="0" r="0" b="0"/>
             <wp:docPr id="891316070" name="Picture 891316070"/>
@@ -5286,7 +5286,7 @@
           <w:noProof/>
         </w:rPr>
         <w:drawing>
-          <wp:inline distT="0" distB="0" distL="0" distR="0" wp14:anchorId="12FE5671" wp14:editId="4246DB82">
+          <wp:inline distT="0" distB="0" distL="0" distR="0" wp14:anchorId="2A25A1F7" wp14:editId="00C33E40">
             <wp:extent cx="5724000" cy="1415389"/>
             <wp:effectExtent l="0" t="0" r="0" b="0"/>
             <wp:docPr id="891316071" name="Picture 891316071"/>
@@ -5349,7 +5349,7 @@
           <w:noProof/>
         </w:rPr>
         <w:drawing>
-          <wp:inline distT="0" distB="0" distL="0" distR="0" wp14:anchorId="335FD561" wp14:editId="7E89CB31">
+          <wp:inline distT="0" distB="0" distL="0" distR="0" wp14:anchorId="5D37D598" wp14:editId="420A18D6">
             <wp:extent cx="5724000" cy="2619164"/>
             <wp:effectExtent l="0" t="0" r="0" b="0"/>
             <wp:docPr id="891316072" name="Picture 891316072"/>
@@ -5413,7 +5413,7 @@
         </w:rPr>
         <w:lastRenderedPageBreak/>
         <w:drawing>
-          <wp:inline distT="0" distB="0" distL="0" distR="0" wp14:anchorId="074518A8" wp14:editId="00CF9045">
+          <wp:inline distT="0" distB="0" distL="0" distR="0" wp14:anchorId="1867AF46" wp14:editId="5CBBC8A0">
             <wp:extent cx="5724000" cy="4586138"/>
             <wp:effectExtent l="0" t="0" r="0" b="0"/>
             <wp:docPr id="891316073" name="Picture 891316073"/>
@@ -5491,7 +5491,7 @@
         </w:rPr>
         <w:lastRenderedPageBreak/>
         <w:drawing>
-          <wp:inline distT="0" distB="0" distL="0" distR="0" wp14:anchorId="35DE5320" wp14:editId="2D27C4F9">
+          <wp:inline distT="0" distB="0" distL="0" distR="0" wp14:anchorId="2B0C84CF" wp14:editId="1A4FB525">
             <wp:extent cx="5724000" cy="3693167"/>
             <wp:effectExtent l="0" t="0" r="0" b="0"/>
             <wp:docPr id="891316074" name="Picture 891316074"/>
@@ -5554,7 +5554,7 @@
           <w:noProof/>
         </w:rPr>
         <w:drawing>
-          <wp:inline distT="0" distB="0" distL="0" distR="0" wp14:anchorId="69BC5B4C" wp14:editId="7A076073">
+          <wp:inline distT="0" distB="0" distL="0" distR="0" wp14:anchorId="7EE50BE7" wp14:editId="3406975A">
             <wp:extent cx="4320000" cy="1910400"/>
             <wp:effectExtent l="0" t="0" r="0" b="0"/>
             <wp:docPr id="891316075" name="Picture 891316075"/>
@@ -5618,7 +5618,7 @@
         </w:rPr>
         <w:lastRenderedPageBreak/>
         <w:drawing>
-          <wp:inline distT="0" distB="0" distL="0" distR="0" wp14:anchorId="080C26EC" wp14:editId="553DEB0C">
+          <wp:inline distT="0" distB="0" distL="0" distR="0" wp14:anchorId="7BE92A0A" wp14:editId="3AFEB360">
             <wp:extent cx="5724000" cy="4256575"/>
             <wp:effectExtent l="0" t="0" r="0" b="0"/>
             <wp:docPr id="891316076" name="Picture 891316076"/>
@@ -5696,7 +5696,7 @@
         </w:rPr>
         <w:lastRenderedPageBreak/>
         <w:drawing>
-          <wp:inline distT="0" distB="0" distL="0" distR="0" wp14:anchorId="436F17DB" wp14:editId="17F30700">
+          <wp:inline distT="0" distB="0" distL="0" distR="0" wp14:anchorId="58343986" wp14:editId="668FA6BD">
             <wp:extent cx="5724000" cy="2182058"/>
             <wp:effectExtent l="0" t="0" r="0" b="0"/>
             <wp:docPr id="891316077" name="Picture 891316077"/>
@@ -5759,7 +5759,7 @@
           <w:noProof/>
         </w:rPr>
         <w:drawing>
-          <wp:inline distT="0" distB="0" distL="0" distR="0" wp14:anchorId="616047B1" wp14:editId="45AB3016">
+          <wp:inline distT="0" distB="0" distL="0" distR="0" wp14:anchorId="2FFC916E" wp14:editId="0763EA9A">
             <wp:extent cx="5724000" cy="2037744"/>
             <wp:effectExtent l="0" t="0" r="0" b="0"/>
             <wp:docPr id="891316078" name="Picture 891316078"/>
@@ -5822,7 +5822,7 @@
           <w:noProof/>
         </w:rPr>
         <w:drawing>
-          <wp:inline distT="0" distB="0" distL="0" distR="0" wp14:anchorId="53608D37" wp14:editId="3A164CED">
+          <wp:inline distT="0" distB="0" distL="0" distR="0" wp14:anchorId="1F2BCDEB" wp14:editId="6E877E25">
             <wp:extent cx="5724000" cy="1963505"/>
             <wp:effectExtent l="0" t="0" r="0" b="0"/>
             <wp:docPr id="891316079" name="Picture 891316079"/>
@@ -5881,7 +5881,7 @@
         <w:spacing w:before="0" w:after="240" w:line="360" w:lineRule="auto"/>
         <w:jc w:val="center"/>
       </w:pPr>
-      <w:bookmarkStart w:id="6" w:name="_Toc243502032"/>
+      <w:bookmarkStart w:id="6" w:name="_Toc243504304"/>
       <w:r>
         <w:rPr>
           <w:rFonts w:ascii="Times New Roman" w:eastAsia="Times New Roman" w:hAnsi="Times New Roman" w:cs="Times New Roman"/>
@@ -5925,7 +5925,7 @@
           <w:noProof/>
         </w:rPr>
         <w:drawing>
-          <wp:inline distT="0" distB="0" distL="0" distR="0" wp14:anchorId="0491E0B1" wp14:editId="6B658971">
+          <wp:inline distT="0" distB="0" distL="0" distR="0" wp14:anchorId="5EFF401C" wp14:editId="014B56F4">
             <wp:extent cx="5724000" cy="3056269"/>
             <wp:effectExtent l="0" t="0" r="0" b="0"/>
             <wp:docPr id="891316080" name="Picture 891316080"/>
@@ -5989,7 +5989,7 @@
         </w:rPr>
         <w:lastRenderedPageBreak/>
         <w:drawing>
-          <wp:inline distT="0" distB="0" distL="0" distR="0" wp14:anchorId="31569529" wp14:editId="61A508F4">
+          <wp:inline distT="0" distB="0" distL="0" distR="0" wp14:anchorId="42538DE1" wp14:editId="1A76D645">
             <wp:extent cx="5724000" cy="3163811"/>
             <wp:effectExtent l="0" t="0" r="0" b="0"/>
             <wp:docPr id="891316081" name="Picture 891316081"/>
@@ -6048,7 +6048,7 @@
         <w:spacing w:before="0" w:after="240" w:line="360" w:lineRule="auto"/>
         <w:jc w:val="center"/>
       </w:pPr>
-      <w:bookmarkStart w:id="7" w:name="_Toc243502033"/>
+      <w:bookmarkStart w:id="7" w:name="_Toc243504305"/>
       <w:r>
         <w:rPr>
           <w:rFonts w:ascii="Times New Roman" w:eastAsia="Times New Roman" w:hAnsi="Times New Roman" w:cs="Times New Roman"/>
@@ -6085,7 +6085,7 @@
           <w:noProof/>
         </w:rPr>
         <w:drawing>
-          <wp:inline distT="0" distB="0" distL="0" distR="0" wp14:anchorId="13556849" wp14:editId="4E8E84B9">
+          <wp:inline distT="0" distB="0" distL="0" distR="0" wp14:anchorId="5C06D8BA" wp14:editId="0DB5323D">
             <wp:extent cx="4320000" cy="2264400"/>
             <wp:effectExtent l="0" t="0" r="0" b="0"/>
             <wp:docPr id="891316082" name="Picture 891316082"/>
@@ -6148,7 +6148,7 @@
           <w:noProof/>
         </w:rPr>
         <w:drawing>
-          <wp:inline distT="0" distB="0" distL="0" distR="0" wp14:anchorId="4C867CA1" wp14:editId="5E681B02">
+          <wp:inline distT="0" distB="0" distL="0" distR="0" wp14:anchorId="7B54F964" wp14:editId="05F06A1E">
             <wp:extent cx="4320000" cy="1810800"/>
             <wp:effectExtent l="0" t="0" r="0" b="0"/>
             <wp:docPr id="891316083" name="Picture 891316083"/>
@@ -6226,7 +6226,7 @@
         </w:rPr>
         <w:lastRenderedPageBreak/>
         <w:drawing>
-          <wp:inline distT="0" distB="0" distL="0" distR="0" wp14:anchorId="5AE0F27E" wp14:editId="02C3B2A7">
+          <wp:inline distT="0" distB="0" distL="0" distR="0" wp14:anchorId="7323ACE1" wp14:editId="3AAC257B">
             <wp:extent cx="5724000" cy="5643864"/>
             <wp:effectExtent l="0" t="0" r="0" b="0"/>
             <wp:docPr id="891316084" name="Picture 891316084"/>
@@ -6290,7 +6290,7 @@
         </w:rPr>
         <w:lastRenderedPageBreak/>
         <w:drawing>
-          <wp:inline distT="0" distB="0" distL="0" distR="0" wp14:anchorId="28A97335" wp14:editId="07B57720">
+          <wp:inline distT="0" distB="0" distL="0" distR="0" wp14:anchorId="7926AF54" wp14:editId="5C212CF0">
             <wp:extent cx="5724000" cy="3274822"/>
             <wp:effectExtent l="0" t="0" r="0" b="0"/>
             <wp:docPr id="891316085" name="Picture 891316085"/>
@@ -6367,7 +6367,7 @@
           <w:noProof/>
         </w:rPr>
         <w:drawing>
-          <wp:inline distT="0" distB="0" distL="0" distR="0" wp14:anchorId="57A7B9F3" wp14:editId="58958960">
+          <wp:inline distT="0" distB="0" distL="0" distR="0" wp14:anchorId="7FC5E41A" wp14:editId="65CCAF61">
             <wp:extent cx="5724000" cy="2346589"/>
             <wp:effectExtent l="0" t="0" r="0" b="0"/>
             <wp:docPr id="891316086" name="Picture 891316086"/>
@@ -6431,7 +6431,7 @@
         </w:rPr>
         <w:lastRenderedPageBreak/>
         <w:drawing>
-          <wp:inline distT="0" distB="0" distL="0" distR="0" wp14:anchorId="7BC40981" wp14:editId="2AAD8DB4">
+          <wp:inline distT="0" distB="0" distL="0" distR="0" wp14:anchorId="787118D7" wp14:editId="25D2F2EF">
             <wp:extent cx="5724000" cy="1927555"/>
             <wp:effectExtent l="0" t="0" r="0" b="0"/>
             <wp:docPr id="891316087" name="Picture 891316087"/>
@@ -6490,7 +6490,7 @@
         <w:spacing w:before="0" w:after="240" w:line="360" w:lineRule="auto"/>
         <w:jc w:val="center"/>
       </w:pPr>
-      <w:bookmarkStart w:id="8" w:name="_Toc243502034"/>
+      <w:bookmarkStart w:id="8" w:name="_Toc243504306"/>
       <w:r>
         <w:rPr>
           <w:rFonts w:ascii="Times New Roman" w:eastAsia="Times New Roman" w:hAnsi="Times New Roman" w:cs="Times New Roman"/>
@@ -7038,7 +7038,7 @@
         <w:spacing w:before="0" w:after="240" w:line="360" w:lineRule="auto"/>
         <w:jc w:val="center"/>
       </w:pPr>
-      <w:bookmarkStart w:id="9" w:name="_Toc243502035"/>
+      <w:bookmarkStart w:id="9" w:name="_Toc243504307"/>
       <w:r>
         <w:rPr>
           <w:rFonts w:ascii="Times New Roman" w:eastAsia="Times New Roman" w:hAnsi="Times New Roman" w:cs="Times New Roman"/>
@@ -8897,46 +8897,46 @@
       </w:rPr>
     </w:lvl>
   </w:abstractNum>
-  <w:num w:numId="1" w16cid:durableId="1643845640">
+  <w:num w:numId="1" w16cid:durableId="964197668">
     <w:abstractNumId w:val="3"/>
   </w:num>
-  <w:num w:numId="2" w16cid:durableId="1749962681">
+  <w:num w:numId="2" w16cid:durableId="2135561024">
     <w:abstractNumId w:val="0"/>
   </w:num>
-  <w:num w:numId="3" w16cid:durableId="1631402316">
+  <w:num w:numId="3" w16cid:durableId="337346458">
     <w:abstractNumId w:val="12"/>
   </w:num>
-  <w:num w:numId="4" w16cid:durableId="1542747412">
+  <w:num w:numId="4" w16cid:durableId="462818070">
     <w:abstractNumId w:val="4"/>
   </w:num>
-  <w:num w:numId="5" w16cid:durableId="1617520630">
+  <w:num w:numId="5" w16cid:durableId="430510103">
     <w:abstractNumId w:val="1"/>
   </w:num>
-  <w:num w:numId="6" w16cid:durableId="1982735921">
+  <w:num w:numId="6" w16cid:durableId="1280532457">
     <w:abstractNumId w:val="7"/>
   </w:num>
-  <w:num w:numId="7" w16cid:durableId="920797326">
+  <w:num w:numId="7" w16cid:durableId="993025528">
     <w:abstractNumId w:val="10"/>
   </w:num>
-  <w:num w:numId="8" w16cid:durableId="1128820539">
+  <w:num w:numId="8" w16cid:durableId="1937713190">
     <w:abstractNumId w:val="13"/>
   </w:num>
-  <w:num w:numId="9" w16cid:durableId="1521041292">
+  <w:num w:numId="9" w16cid:durableId="1697849787">
     <w:abstractNumId w:val="6"/>
   </w:num>
-  <w:num w:numId="10" w16cid:durableId="1916818085">
+  <w:num w:numId="10" w16cid:durableId="933865">
     <w:abstractNumId w:val="5"/>
   </w:num>
-  <w:num w:numId="11" w16cid:durableId="1567035779">
+  <w:num w:numId="11" w16cid:durableId="81608413">
     <w:abstractNumId w:val="2"/>
   </w:num>
-  <w:num w:numId="12" w16cid:durableId="1109394394">
+  <w:num w:numId="12" w16cid:durableId="1791318723">
     <w:abstractNumId w:val="8"/>
   </w:num>
-  <w:num w:numId="13" w16cid:durableId="1544169583">
+  <w:num w:numId="13" w16cid:durableId="1778213174">
     <w:abstractNumId w:val="11"/>
   </w:num>
-  <w:num w:numId="14" w16cid:durableId="2093578291">
+  <w:num w:numId="14" w16cid:durableId="1408115595">
     <w:abstractNumId w:val="9"/>
   </w:num>
 </w:numbering>
